--- a/第1次-24数科二班-202414870220-国兴烨.docx
+++ b/第1次-24数科二班-202414870220-国兴烨.docx
@@ -1556,7 +1556,7 @@
                 <w:b w:val="0"/>
                 <w:sz w:val="24"/>
               </w:rPr>
-              <w:t>3. 设计权衡：时间序列集合不支持按业务字段进行记录级更新/删除，与借阅归还、逾期清理冲突，故承载借阅业务的 borrow_logs 采用普通集合；另建 borrow_logs_ts 演示时间序列类型。</w:t>
+              <w:t>3. 设计权衡：时间序列集合不支持按业务字段进行记录级更新/删除，与借阅归还、逾期清理冲突，故承载借阅业务的 borrow_logs 采用普通集合；borrow_logs 即为时间序列集合（timeField=borrow_date, granularity=hours, expireAfterSeconds=157680000）。</w:t>
             </w:r>
           </w:p>
           <w:p>
@@ -1919,7 +1919,7 @@
                 <w:b w:val="0"/>
                 <w:sz w:val="24"/>
               </w:rPr>
-              <w:t>2. 时间序列 TTL 自动清理历史数据：设置 expireAfterSeconds 后早于阈值（当前时间减过期时长）的借阅记录被自动清除；实训将过期时间调大为 10 年以保证数据完整。</w:t>
+              <w:t>2. 时间序列 TTL 自动清理历史数据：设置 expireAfterSeconds 后早于阈值（当前时间减过期时长）的借阅记录被自动清除；实训将过期时间改为 5 年（expireAfterSeconds=157680000）以保证数据完整。</w:t>
             </w:r>
           </w:p>
           <w:p>
